--- a/FILEBAOCAO/Baocaotiendotuan9_NguyenTheAn_2400004657.docx
+++ b/FILEBAOCAO/Baocaotiendotuan9_NguyenTheAn_2400004657.docx
@@ -86,7 +86,14 @@
           <w:rFonts w:ascii="Times New Roman" w:hAnsi="Times New Roman" w:cs="Times New Roman"/>
           <w:sz w:val="26"/>
         </w:rPr>
-        <w:t>Tiếp nối các tiến độ trước, trong tuần 9, dự án PandoraWeb tập trung vào việc khắc phục các lỗi (bug) còn tồn đọng trong hệ thống và hoàn thiện phân hệ Quản trị (Admin) dành cho các chương trình Marketing. Trong tuần này, em đã xử lý dứt điểm các lỗi liên quan đến cấu hình hệ thống (Windows Security chặn DLL) và lỗi truyền tải dữ liệu ở trang Phân loại khách hàng. Quan trọng nhất, em đã thiết kế và lập trình lại toàn bộ luồng quy trình của hệ thống Flash Sale trực quan hơn, giúp Admin có thể trực tiếp quản lý giá và thời hạn giảm giá sốc trên từng sản phẩm.</w:t>
+        <w:t>T</w:t>
+      </w:r>
+      <w:r>
+        <w:rPr>
+          <w:rFonts w:ascii="Times New Roman" w:hAnsi="Times New Roman" w:cs="Times New Roman"/>
+          <w:sz w:val="26"/>
+        </w:rPr>
+        <w:t>rong tuần 9, dự án PandoraWeb tập trung vào việc khắc phục các lỗi (bug) còn tồn đọng trong hệ thống và hoàn thiện phân hệ Quản trị (Admin) dành cho các chương trình Marketing. Trong tuần này, em đã xử lý dứt điểm các lỗi liên quan đến cấu hình hệ thống (Windows Security chặn DLL) và lỗi truyền tải dữ liệu ở trang Phân loại khách hàng. Quan trọng nhất, em đã thiết kế và lập trình lại toàn bộ luồng quy trình của hệ thống Flash Sale trực quan hơn, giúp Admin có thể trực tiếp quản lý giá và thời hạn giảm giá sốc trên từng sản phẩm.</w:t>
       </w:r>
     </w:p>
     <w:p>
@@ -168,7 +175,58 @@
           <w:color w:val="FF0000"/>
           <w:sz w:val="26"/>
         </w:rPr>
-        <w:t xml:space="preserve">  [Chèn ảnh: Chụp màn hình file web.config chỗ dòng thêm thuộc tính tempDirectory="TempBuild"]</w:t>
+        <w:drawing>
+          <wp:inline distT="0" distB="0" distL="0" distR="0" wp14:anchorId="1858DE65" wp14:editId="091A246D">
+            <wp:extent cx="5943600" cy="567690"/>
+            <wp:effectExtent l="0" t="0" r="0" b="3810"/>
+            <wp:docPr id="1748215040" name="Hình ảnh 1"/>
+            <wp:cNvGraphicFramePr>
+              <a:graphicFrameLocks xmlns:a="http://schemas.openxmlformats.org/drawingml/2006/main" noChangeAspect="1"/>
+            </wp:cNvGraphicFramePr>
+            <a:graphic xmlns:a="http://schemas.openxmlformats.org/drawingml/2006/main">
+              <a:graphicData uri="http://schemas.openxmlformats.org/drawingml/2006/picture">
+                <pic:pic xmlns:pic="http://schemas.openxmlformats.org/drawingml/2006/picture">
+                  <pic:nvPicPr>
+                    <pic:cNvPr id="1748215040" name=""/>
+                    <pic:cNvPicPr/>
+                  </pic:nvPicPr>
+                  <pic:blipFill>
+                    <a:blip r:embed="rId5"/>
+                    <a:stretch>
+                      <a:fillRect/>
+                    </a:stretch>
+                  </pic:blipFill>
+                  <pic:spPr>
+                    <a:xfrm>
+                      <a:off x="0" y="0"/>
+                      <a:ext cx="5943600" cy="567690"/>
+                    </a:xfrm>
+                    <a:prstGeom prst="rect">
+                      <a:avLst/>
+                    </a:prstGeom>
+                  </pic:spPr>
+                </pic:pic>
+              </a:graphicData>
+            </a:graphic>
+          </wp:inline>
+        </w:drawing>
+      </w:r>
+    </w:p>
+    <w:p>
+      <w:pPr>
+        <w:rPr>
+          <w:rFonts w:ascii="Times New Roman" w:hAnsi="Times New Roman" w:cs="Times New Roman"/>
+          <w:color w:val="000000"/>
+          <w:sz w:val="26"/>
+        </w:rPr>
+      </w:pPr>
+      <w:r>
+        <w:rPr>
+          <w:rFonts w:ascii="Times New Roman" w:hAnsi="Times New Roman" w:cs="Times New Roman"/>
+          <w:color w:val="000000"/>
+          <w:sz w:val="26"/>
+        </w:rPr>
+        <w:t>- Sửa lỗi hiển thị UI Admin: Fix lỗi đường dẫn ảnh để hiển thị chính xác "Hình Ảnh Chính" và "Ảnh Phụ" trên form Chỉnh sửa Sản phẩm. Bật chế độ cho phép lưu mã HTML trong mô tả sản phẩm.</w:t>
       </w:r>
     </w:p>
     <w:p>
@@ -180,68 +238,137 @@
           <w:sz w:val="26"/>
         </w:rPr>
       </w:pPr>
-    </w:p>
-    <w:p>
-      <w:pPr>
-        <w:rPr>
-          <w:rFonts w:ascii="Times New Roman" w:hAnsi="Times New Roman" w:cs="Times New Roman"/>
-          <w:color w:val="000000"/>
-          <w:sz w:val="26"/>
-        </w:rPr>
-      </w:pPr>
-      <w:r>
-        <w:rPr>
-          <w:rFonts w:ascii="Times New Roman" w:hAnsi="Times New Roman" w:cs="Times New Roman"/>
-          <w:color w:val="000000"/>
-          <w:sz w:val="26"/>
-        </w:rPr>
-        <w:t>- Sửa lỗi hiển thị UI Admin: Fix lỗi đường dẫn ảnh để hiển thị chính xác "Hình Ảnh Chính" và "Ảnh Phụ" trên form Chỉnh sửa Sản phẩm. Bật chế độ cho phép lưu mã HTML trong mô tả sản phẩm.</w:t>
-      </w:r>
-    </w:p>
-    <w:p>
-      <w:pPr>
+      <w:r>
         <w:rPr>
           <w:rFonts w:ascii="Times New Roman" w:hAnsi="Times New Roman" w:cs="Times New Roman"/>
           <w:i/>
           <w:color w:val="FF0000"/>
           <w:sz w:val="26"/>
         </w:rPr>
-      </w:pPr>
-      <w:r>
+        <w:lastRenderedPageBreak/>
+        <w:drawing>
+          <wp:inline distT="0" distB="0" distL="0" distR="0" wp14:anchorId="2A56F2E0" wp14:editId="1ADC827D">
+            <wp:extent cx="5943600" cy="6482080"/>
+            <wp:effectExtent l="0" t="0" r="0" b="0"/>
+            <wp:docPr id="207421805" name="Hình ảnh 1"/>
+            <wp:cNvGraphicFramePr>
+              <a:graphicFrameLocks xmlns:a="http://schemas.openxmlformats.org/drawingml/2006/main" noChangeAspect="1"/>
+            </wp:cNvGraphicFramePr>
+            <a:graphic xmlns:a="http://schemas.openxmlformats.org/drawingml/2006/main">
+              <a:graphicData uri="http://schemas.openxmlformats.org/drawingml/2006/picture">
+                <pic:pic xmlns:pic="http://schemas.openxmlformats.org/drawingml/2006/picture">
+                  <pic:nvPicPr>
+                    <pic:cNvPr id="207421805" name=""/>
+                    <pic:cNvPicPr/>
+                  </pic:nvPicPr>
+                  <pic:blipFill>
+                    <a:blip r:embed="rId6"/>
+                    <a:stretch>
+                      <a:fillRect/>
+                    </a:stretch>
+                  </pic:blipFill>
+                  <pic:spPr>
+                    <a:xfrm>
+                      <a:off x="0" y="0"/>
+                      <a:ext cx="5943600" cy="6482080"/>
+                    </a:xfrm>
+                    <a:prstGeom prst="rect">
+                      <a:avLst/>
+                    </a:prstGeom>
+                  </pic:spPr>
+                </pic:pic>
+              </a:graphicData>
+            </a:graphic>
+          </wp:inline>
+        </w:drawing>
+      </w:r>
+    </w:p>
+    <w:p>
+      <w:pPr>
+        <w:rPr>
+          <w:rFonts w:ascii="Times New Roman" w:hAnsi="Times New Roman" w:cs="Times New Roman"/>
+          <w:color w:val="000000"/>
+          <w:sz w:val="26"/>
+        </w:rPr>
+      </w:pPr>
+      <w:r>
+        <w:rPr>
+          <w:rFonts w:ascii="Times New Roman" w:hAnsi="Times New Roman" w:cs="Times New Roman"/>
+          <w:color w:val="000000"/>
+          <w:sz w:val="26"/>
+        </w:rPr>
+        <w:t>- Sửa lỗi Phân loại khách hàng (Customer Segments): Xử lý lỗi RuntimeBinderException bằng cách truyền đúng Object CustomerSegmentVM từ Backend ra Frontend, giúp bảng Xếp hạng VIP hiển thị chuẩn xác.</w:t>
+      </w:r>
+    </w:p>
+    <w:p>
+      <w:pPr>
         <w:rPr>
           <w:rFonts w:ascii="Times New Roman" w:hAnsi="Times New Roman" w:cs="Times New Roman"/>
           <w:i/>
           <w:color w:val="FF0000"/>
           <w:sz w:val="26"/>
         </w:rPr>
-        <w:t xml:space="preserve">  [Chèn ảnh: Chụp form Sửa Sản Phẩm hiện rõ Ảnh Chính và các Ảnh phụ được làm mờ bên dưới]</w:t>
-      </w:r>
-    </w:p>
-    <w:p>
-      <w:pPr>
+      </w:pPr>
+      <w:r>
         <w:rPr>
           <w:rFonts w:ascii="Times New Roman" w:hAnsi="Times New Roman" w:cs="Times New Roman"/>
           <w:i/>
           <w:color w:val="FF0000"/>
           <w:sz w:val="26"/>
         </w:rPr>
-      </w:pPr>
-    </w:p>
-    <w:p>
-      <w:pPr>
-        <w:rPr>
-          <w:rFonts w:ascii="Times New Roman" w:hAnsi="Times New Roman" w:cs="Times New Roman"/>
-          <w:color w:val="000000"/>
-          <w:sz w:val="26"/>
-        </w:rPr>
-      </w:pPr>
-      <w:r>
-        <w:rPr>
-          <w:rFonts w:ascii="Times New Roman" w:hAnsi="Times New Roman" w:cs="Times New Roman"/>
-          <w:color w:val="000000"/>
-          <w:sz w:val="26"/>
-        </w:rPr>
-        <w:t>- Sửa lỗi Phân loại khách hàng (Customer Segments): Xử lý lỗi RuntimeBinderException bằng cách truyền đúng Object CustomerSegmentVM từ Backend ra Frontend, giúp bảng Xếp hạng VIP hiển thị chuẩn xác.</w:t>
+        <w:lastRenderedPageBreak/>
+        <w:drawing>
+          <wp:inline distT="0" distB="0" distL="0" distR="0" wp14:anchorId="088F1629" wp14:editId="5C3B181E">
+            <wp:extent cx="5943600" cy="1165225"/>
+            <wp:effectExtent l="0" t="0" r="0" b="0"/>
+            <wp:docPr id="1543184967" name="Hình ảnh 1"/>
+            <wp:cNvGraphicFramePr>
+              <a:graphicFrameLocks xmlns:a="http://schemas.openxmlformats.org/drawingml/2006/main" noChangeAspect="1"/>
+            </wp:cNvGraphicFramePr>
+            <a:graphic xmlns:a="http://schemas.openxmlformats.org/drawingml/2006/main">
+              <a:graphicData uri="http://schemas.openxmlformats.org/drawingml/2006/picture">
+                <pic:pic xmlns:pic="http://schemas.openxmlformats.org/drawingml/2006/picture">
+                  <pic:nvPicPr>
+                    <pic:cNvPr id="1543184967" name=""/>
+                    <pic:cNvPicPr/>
+                  </pic:nvPicPr>
+                  <pic:blipFill>
+                    <a:blip r:embed="rId7"/>
+                    <a:stretch>
+                      <a:fillRect/>
+                    </a:stretch>
+                  </pic:blipFill>
+                  <pic:spPr>
+                    <a:xfrm>
+                      <a:off x="0" y="0"/>
+                      <a:ext cx="5943600" cy="1165225"/>
+                    </a:xfrm>
+                    <a:prstGeom prst="rect">
+                      <a:avLst/>
+                    </a:prstGeom>
+                  </pic:spPr>
+                </pic:pic>
+              </a:graphicData>
+            </a:graphic>
+          </wp:inline>
+        </w:drawing>
+      </w:r>
+    </w:p>
+    <w:p>
+      <w:pPr>
+        <w:rPr>
+          <w:rFonts w:ascii="Times New Roman" w:hAnsi="Times New Roman" w:cs="Times New Roman"/>
+          <w:color w:val="000000"/>
+          <w:sz w:val="26"/>
+        </w:rPr>
+      </w:pPr>
+      <w:r>
+        <w:rPr>
+          <w:rFonts w:ascii="Times New Roman" w:hAnsi="Times New Roman" w:cs="Times New Roman"/>
+          <w:color w:val="000000"/>
+          <w:sz w:val="26"/>
+        </w:rPr>
+        <w:t>- Tái cấu trúc Hệ thống Flash Sale: Can thiệp CSDL thêm thời hạn kết thúc (FlashSaleEndDate). Xây dựng trang "Cập nhật Flash Sale Hàng Loạt", cho phép gõ trực tiếp % hoặc số tiền giảm.</w:t>
       </w:r>
     </w:p>
     <w:p>
@@ -260,7 +387,112 @@
           <w:color w:val="FF0000"/>
           <w:sz w:val="26"/>
         </w:rPr>
-        <w:t xml:space="preserve">  [Chèn ảnh: Chụp giao diện trang Phân nhóm khách hàng với các mác VIP Kim Cương, Vàng...]</w:t>
+        <w:drawing>
+          <wp:inline distT="0" distB="0" distL="0" distR="0" wp14:anchorId="4F783A54" wp14:editId="6F5D9449">
+            <wp:extent cx="5943600" cy="2976880"/>
+            <wp:effectExtent l="0" t="0" r="0" b="0"/>
+            <wp:docPr id="1393047483" name="Hình ảnh 1"/>
+            <wp:cNvGraphicFramePr>
+              <a:graphicFrameLocks xmlns:a="http://schemas.openxmlformats.org/drawingml/2006/main" noChangeAspect="1"/>
+            </wp:cNvGraphicFramePr>
+            <a:graphic xmlns:a="http://schemas.openxmlformats.org/drawingml/2006/main">
+              <a:graphicData uri="http://schemas.openxmlformats.org/drawingml/2006/picture">
+                <pic:pic xmlns:pic="http://schemas.openxmlformats.org/drawingml/2006/picture">
+                  <pic:nvPicPr>
+                    <pic:cNvPr id="1393047483" name=""/>
+                    <pic:cNvPicPr/>
+                  </pic:nvPicPr>
+                  <pic:blipFill>
+                    <a:blip r:embed="rId8"/>
+                    <a:stretch>
+                      <a:fillRect/>
+                    </a:stretch>
+                  </pic:blipFill>
+                  <pic:spPr>
+                    <a:xfrm>
+                      <a:off x="0" y="0"/>
+                      <a:ext cx="5943600" cy="2976880"/>
+                    </a:xfrm>
+                    <a:prstGeom prst="rect">
+                      <a:avLst/>
+                    </a:prstGeom>
+                  </pic:spPr>
+                </pic:pic>
+              </a:graphicData>
+            </a:graphic>
+          </wp:inline>
+        </w:drawing>
+      </w:r>
+    </w:p>
+    <w:p>
+      <w:pPr>
+        <w:rPr>
+          <w:rFonts w:ascii="Times New Roman" w:hAnsi="Times New Roman" w:cs="Times New Roman"/>
+          <w:color w:val="000000"/>
+          <w:sz w:val="26"/>
+          <w:lang w:val="vi-VN"/>
+        </w:rPr>
+      </w:pPr>
+      <w:r>
+        <w:rPr>
+          <w:rFonts w:ascii="Times New Roman" w:hAnsi="Times New Roman" w:cs="Times New Roman"/>
+          <w:color w:val="000000"/>
+          <w:sz w:val="26"/>
+        </w:rPr>
+        <w:t>- Tự động hóa giá Flash Sale: Viết code (ProductHelper) tự động kiểm tra và phục hồi lại Giá gốc ngoài trang chủ khi sản phẩm hết thời hạn giảm giá sốc.</w:t>
+      </w:r>
+    </w:p>
+    <w:p>
+      <w:pPr>
+        <w:rPr>
+          <w:rFonts w:ascii="Times New Roman" w:hAnsi="Times New Roman" w:cs="Times New Roman"/>
+          <w:color w:val="000000"/>
+          <w:sz w:val="26"/>
+          <w:lang w:val="vi-VN"/>
+        </w:rPr>
+      </w:pPr>
+      <w:r>
+        <w:rPr>
+          <w:rFonts w:ascii="Times New Roman" w:hAnsi="Times New Roman" w:cs="Times New Roman"/>
+          <w:color w:val="000000"/>
+          <w:sz w:val="26"/>
+          <w:lang w:val="vi-VN"/>
+        </w:rPr>
+        <w:drawing>
+          <wp:inline distT="0" distB="0" distL="0" distR="0" wp14:anchorId="4A90B51D" wp14:editId="56F33E9B">
+            <wp:extent cx="5943600" cy="1781175"/>
+            <wp:effectExtent l="0" t="0" r="0" b="9525"/>
+            <wp:docPr id="104110702" name="Hình ảnh 1"/>
+            <wp:cNvGraphicFramePr>
+              <a:graphicFrameLocks xmlns:a="http://schemas.openxmlformats.org/drawingml/2006/main" noChangeAspect="1"/>
+            </wp:cNvGraphicFramePr>
+            <a:graphic xmlns:a="http://schemas.openxmlformats.org/drawingml/2006/main">
+              <a:graphicData uri="http://schemas.openxmlformats.org/drawingml/2006/picture">
+                <pic:pic xmlns:pic="http://schemas.openxmlformats.org/drawingml/2006/picture">
+                  <pic:nvPicPr>
+                    <pic:cNvPr id="104110702" name=""/>
+                    <pic:cNvPicPr/>
+                  </pic:nvPicPr>
+                  <pic:blipFill>
+                    <a:blip r:embed="rId9"/>
+                    <a:stretch>
+                      <a:fillRect/>
+                    </a:stretch>
+                  </pic:blipFill>
+                  <pic:spPr>
+                    <a:xfrm>
+                      <a:off x="0" y="0"/>
+                      <a:ext cx="5943600" cy="1781175"/>
+                    </a:xfrm>
+                    <a:prstGeom prst="rect">
+                      <a:avLst/>
+                    </a:prstGeom>
+                  </pic:spPr>
+                </pic:pic>
+              </a:graphicData>
+            </a:graphic>
+          </wp:inline>
+        </w:drawing>
       </w:r>
     </w:p>
     <w:p>
@@ -270,100 +502,259 @@
           <w:i/>
           <w:color w:val="FF0000"/>
           <w:sz w:val="26"/>
-        </w:rPr>
-      </w:pPr>
-    </w:p>
-    <w:p>
-      <w:pPr>
-        <w:rPr>
-          <w:rFonts w:ascii="Times New Roman" w:hAnsi="Times New Roman" w:cs="Times New Roman"/>
-          <w:color w:val="000000"/>
-          <w:sz w:val="26"/>
-        </w:rPr>
-      </w:pPr>
-      <w:r>
-        <w:rPr>
-          <w:rFonts w:ascii="Times New Roman" w:hAnsi="Times New Roman" w:cs="Times New Roman"/>
-          <w:color w:val="000000"/>
-          <w:sz w:val="26"/>
-        </w:rPr>
-        <w:t>- Tái cấu trúc Hệ thống Flash Sale: Can thiệp CSDL thêm thời hạn kết thúc (FlashSaleEndDate). Xây dựng trang "Cập nhật Flash Sale Hàng Loạt", cho phép gõ trực tiếp % hoặc số tiền giảm.</w:t>
-      </w:r>
-    </w:p>
-    <w:p>
-      <w:pPr>
+          <w:lang w:val="vi-VN"/>
+        </w:rPr>
+      </w:pPr>
+      <w:r>
         <w:rPr>
           <w:rFonts w:ascii="Times New Roman" w:hAnsi="Times New Roman" w:cs="Times New Roman"/>
           <w:i/>
           <w:color w:val="FF0000"/>
           <w:sz w:val="26"/>
-        </w:rPr>
-      </w:pPr>
-      <w:r>
-        <w:rPr>
-          <w:rFonts w:ascii="Times New Roman" w:hAnsi="Times New Roman" w:cs="Times New Roman"/>
-          <w:i/>
-          <w:color w:val="FF0000"/>
-          <w:sz w:val="26"/>
-        </w:rPr>
-        <w:t xml:space="preserve">  [Chèn ảnh: Chụp màn hình trang "Cập Nhật Hàng Loạt" (CreateFlashSale.cshtml) thấy rõ bảng nhập liệu giảm giá]</w:t>
-      </w:r>
-    </w:p>
-    <w:p>
-      <w:pPr>
-        <w:rPr>
-          <w:rFonts w:ascii="Times New Roman" w:hAnsi="Times New Roman" w:cs="Times New Roman"/>
-          <w:i/>
-          <w:color w:val="FF0000"/>
-          <w:sz w:val="26"/>
-        </w:rPr>
-      </w:pPr>
-    </w:p>
-    <w:p>
-      <w:pPr>
-        <w:rPr>
-          <w:rFonts w:ascii="Times New Roman" w:hAnsi="Times New Roman" w:cs="Times New Roman"/>
-          <w:color w:val="000000"/>
-          <w:sz w:val="26"/>
-        </w:rPr>
-      </w:pPr>
-      <w:r>
-        <w:rPr>
-          <w:rFonts w:ascii="Times New Roman" w:hAnsi="Times New Roman" w:cs="Times New Roman"/>
-          <w:color w:val="000000"/>
-          <w:sz w:val="26"/>
-        </w:rPr>
-        <w:t>- Tự động hóa giá Flash Sale: Viết code (ProductHelper) tự động kiểm tra và phục hồi lại Giá gốc ngoài trang chủ khi sản phẩm hết thời hạn giảm giá sốc.</w:t>
-      </w:r>
-    </w:p>
-    <w:p>
-      <w:pPr>
-        <w:rPr>
-          <w:rFonts w:ascii="Times New Roman" w:hAnsi="Times New Roman" w:cs="Times New Roman"/>
-          <w:i/>
-          <w:color w:val="FF0000"/>
-          <w:sz w:val="26"/>
-        </w:rPr>
-      </w:pPr>
-      <w:r>
-        <w:rPr>
-          <w:rFonts w:ascii="Times New Roman" w:hAnsi="Times New Roman" w:cs="Times New Roman"/>
-          <w:i/>
-          <w:color w:val="FF0000"/>
-          <w:sz w:val="26"/>
-        </w:rPr>
-        <w:t xml:space="preserve">  [Chèn ảnh: Chụp giao diện trang Quản lý Flash Sale hiển thị danh sách các sản phẩm đang diễn ra kèm thời gian kết thúc]</w:t>
-      </w:r>
-    </w:p>
-    <w:p>
-      <w:pPr>
-        <w:rPr>
-          <w:rFonts w:ascii="Times New Roman" w:hAnsi="Times New Roman" w:cs="Times New Roman"/>
-          <w:i/>
-          <w:color w:val="FF0000"/>
-          <w:sz w:val="26"/>
-        </w:rPr>
-      </w:pPr>
+          <w:lang w:val="vi-VN"/>
+        </w:rPr>
+        <w:lastRenderedPageBreak/>
+        <w:drawing>
+          <wp:inline distT="0" distB="0" distL="0" distR="0" wp14:anchorId="546B298B" wp14:editId="60255ECE">
+            <wp:extent cx="5943600" cy="2869565"/>
+            <wp:effectExtent l="0" t="0" r="0" b="6985"/>
+            <wp:docPr id="131967646" name="Hình ảnh 1"/>
+            <wp:cNvGraphicFramePr>
+              <a:graphicFrameLocks xmlns:a="http://schemas.openxmlformats.org/drawingml/2006/main" noChangeAspect="1"/>
+            </wp:cNvGraphicFramePr>
+            <a:graphic xmlns:a="http://schemas.openxmlformats.org/drawingml/2006/main">
+              <a:graphicData uri="http://schemas.openxmlformats.org/drawingml/2006/picture">
+                <pic:pic xmlns:pic="http://schemas.openxmlformats.org/drawingml/2006/picture">
+                  <pic:nvPicPr>
+                    <pic:cNvPr id="131967646" name=""/>
+                    <pic:cNvPicPr/>
+                  </pic:nvPicPr>
+                  <pic:blipFill>
+                    <a:blip r:embed="rId10"/>
+                    <a:stretch>
+                      <a:fillRect/>
+                    </a:stretch>
+                  </pic:blipFill>
+                  <pic:spPr>
+                    <a:xfrm>
+                      <a:off x="0" y="0"/>
+                      <a:ext cx="5943600" cy="2869565"/>
+                    </a:xfrm>
+                    <a:prstGeom prst="rect">
+                      <a:avLst/>
+                    </a:prstGeom>
+                  </pic:spPr>
+                </pic:pic>
+              </a:graphicData>
+            </a:graphic>
+          </wp:inline>
+        </w:drawing>
+      </w:r>
+    </w:p>
+    <w:p>
+      <w:pPr>
+        <w:rPr>
+          <w:rFonts w:ascii="Times New Roman" w:hAnsi="Times New Roman" w:cs="Times New Roman"/>
+          <w:iCs/>
+          <w:sz w:val="26"/>
+        </w:rPr>
+      </w:pPr>
+      <w:r>
+        <w:rPr>
+          <w:rFonts w:ascii="Times New Roman" w:hAnsi="Times New Roman" w:cs="Times New Roman"/>
+          <w:iCs/>
+          <w:sz w:val="26"/>
+          <w:lang w:val="vi-VN"/>
+        </w:rPr>
+        <w:t xml:space="preserve">- </w:t>
+      </w:r>
+      <w:r>
+        <w:rPr>
+          <w:rFonts w:ascii="Times New Roman" w:hAnsi="Times New Roman" w:cs="Times New Roman"/>
+          <w:iCs/>
+          <w:sz w:val="26"/>
+        </w:rPr>
+        <w:t>Sửa lỗi Cập nhật thông tin &amp; Upload Avatar: Xử lý truyền tham số HttpPostedFileBase từ Frontend xuống Backend, kết hợp với CloudinaryHelper để upload ảnh lên Cloudinary và cập nhật đường dẫn AvatarUrl cùng thông tin cá nhân của User vào Database, giúp thông tin profile đồng bộ chuẩn xác.</w:t>
+      </w:r>
+    </w:p>
+    <w:p>
+      <w:pPr>
+        <w:rPr>
+          <w:rFonts w:ascii="Times New Roman" w:hAnsi="Times New Roman" w:cs="Times New Roman"/>
+          <w:iCs/>
+          <w:sz w:val="26"/>
+          <w:lang w:val="vi-VN"/>
+        </w:rPr>
+      </w:pPr>
+      <w:r>
+        <w:rPr>
+          <w:rFonts w:ascii="Times New Roman" w:hAnsi="Times New Roman" w:cs="Times New Roman"/>
+          <w:iCs/>
+          <w:sz w:val="26"/>
+        </w:rPr>
+        <w:drawing>
+          <wp:inline distT="0" distB="0" distL="0" distR="0" wp14:anchorId="6B388CF8" wp14:editId="0927C3C6">
+            <wp:extent cx="5943600" cy="281940"/>
+            <wp:effectExtent l="0" t="0" r="0" b="3810"/>
+            <wp:docPr id="1210022014" name="Hình ảnh 1"/>
+            <wp:cNvGraphicFramePr>
+              <a:graphicFrameLocks xmlns:a="http://schemas.openxmlformats.org/drawingml/2006/main" noChangeAspect="1"/>
+            </wp:cNvGraphicFramePr>
+            <a:graphic xmlns:a="http://schemas.openxmlformats.org/drawingml/2006/main">
+              <a:graphicData uri="http://schemas.openxmlformats.org/drawingml/2006/picture">
+                <pic:pic xmlns:pic="http://schemas.openxmlformats.org/drawingml/2006/picture">
+                  <pic:nvPicPr>
+                    <pic:cNvPr id="1210022014" name=""/>
+                    <pic:cNvPicPr/>
+                  </pic:nvPicPr>
+                  <pic:blipFill>
+                    <a:blip r:embed="rId11"/>
+                    <a:stretch>
+                      <a:fillRect/>
+                    </a:stretch>
+                  </pic:blipFill>
+                  <pic:spPr>
+                    <a:xfrm>
+                      <a:off x="0" y="0"/>
+                      <a:ext cx="5943600" cy="281940"/>
+                    </a:xfrm>
+                    <a:prstGeom prst="rect">
+                      <a:avLst/>
+                    </a:prstGeom>
+                  </pic:spPr>
+                </pic:pic>
+              </a:graphicData>
+            </a:graphic>
+          </wp:inline>
+        </w:drawing>
+      </w:r>
+    </w:p>
+    <w:p>
+      <w:pPr>
+        <w:rPr>
+          <w:rFonts w:ascii="Times New Roman" w:hAnsi="Times New Roman" w:cs="Times New Roman"/>
+          <w:iCs/>
+          <w:sz w:val="26"/>
+          <w:lang w:val="vi-VN"/>
+        </w:rPr>
+      </w:pPr>
+      <w:r>
+        <w:rPr>
+          <w:noProof/>
+        </w:rPr>
+        <w:drawing>
+          <wp:inline distT="0" distB="0" distL="0" distR="0" wp14:anchorId="12DC1388" wp14:editId="4B4655C5">
+            <wp:extent cx="5943600" cy="2309495"/>
+            <wp:effectExtent l="0" t="0" r="0" b="0"/>
+            <wp:docPr id="2143791629" name="Hình ảnh 2"/>
+            <wp:cNvGraphicFramePr>
+              <a:graphicFrameLocks xmlns:a="http://schemas.openxmlformats.org/drawingml/2006/main" noChangeAspect="1"/>
+            </wp:cNvGraphicFramePr>
+            <a:graphic xmlns:a="http://schemas.openxmlformats.org/drawingml/2006/main">
+              <a:graphicData uri="http://schemas.openxmlformats.org/drawingml/2006/picture">
+                <pic:pic xmlns:pic="http://schemas.openxmlformats.org/drawingml/2006/picture">
+                  <pic:nvPicPr>
+                    <pic:cNvPr id="0" name="Picture 3"/>
+                    <pic:cNvPicPr>
+                      <a:picLocks noChangeAspect="1" noChangeArrowheads="1"/>
+                    </pic:cNvPicPr>
+                  </pic:nvPicPr>
+                  <pic:blipFill>
+                    <a:blip r:embed="rId12" cstate="print">
+                      <a:extLst>
+                        <a:ext uri="{28A0092B-C50C-407E-A947-70E740481C1C}">
+                          <a14:useLocalDpi xmlns:a14="http://schemas.microsoft.com/office/drawing/2010/main" val="0"/>
+                        </a:ext>
+                      </a:extLst>
+                    </a:blip>
+                    <a:srcRect/>
+                    <a:stretch>
+                      <a:fillRect/>
+                    </a:stretch>
+                  </pic:blipFill>
+                  <pic:spPr bwMode="auto">
+                    <a:xfrm>
+                      <a:off x="0" y="0"/>
+                      <a:ext cx="5943600" cy="2309495"/>
+                    </a:xfrm>
+                    <a:prstGeom prst="rect">
+                      <a:avLst/>
+                    </a:prstGeom>
+                    <a:noFill/>
+                    <a:ln>
+                      <a:noFill/>
+                    </a:ln>
+                  </pic:spPr>
+                </pic:pic>
+              </a:graphicData>
+            </a:graphic>
+          </wp:inline>
+        </w:drawing>
+      </w:r>
+    </w:p>
+    <w:p>
+      <w:pPr>
+        <w:rPr>
+          <w:rFonts w:ascii="Times New Roman" w:hAnsi="Times New Roman" w:cs="Times New Roman"/>
+          <w:iCs/>
+          <w:sz w:val="26"/>
+          <w:lang w:val="vi-VN"/>
+        </w:rPr>
+      </w:pPr>
+      <w:r>
+        <w:rPr>
+          <w:noProof/>
+        </w:rPr>
+        <w:lastRenderedPageBreak/>
+        <w:drawing>
+          <wp:inline distT="0" distB="0" distL="0" distR="0" wp14:anchorId="59FB7986" wp14:editId="25EF4337">
+            <wp:extent cx="5943600" cy="3319780"/>
+            <wp:effectExtent l="0" t="0" r="0" b="0"/>
+            <wp:docPr id="1596737054" name="Hình ảnh 1"/>
+            <wp:cNvGraphicFramePr>
+              <a:graphicFrameLocks xmlns:a="http://schemas.openxmlformats.org/drawingml/2006/main" noChangeAspect="1"/>
+            </wp:cNvGraphicFramePr>
+            <a:graphic xmlns:a="http://schemas.openxmlformats.org/drawingml/2006/main">
+              <a:graphicData uri="http://schemas.openxmlformats.org/drawingml/2006/picture">
+                <pic:pic xmlns:pic="http://schemas.openxmlformats.org/drawingml/2006/picture">
+                  <pic:nvPicPr>
+                    <pic:cNvPr id="0" name="Picture 1"/>
+                    <pic:cNvPicPr>
+                      <a:picLocks noChangeAspect="1" noChangeArrowheads="1"/>
+                    </pic:cNvPicPr>
+                  </pic:nvPicPr>
+                  <pic:blipFill>
+                    <a:blip r:embed="rId13">
+                      <a:extLst>
+                        <a:ext uri="{28A0092B-C50C-407E-A947-70E740481C1C}">
+                          <a14:useLocalDpi xmlns:a14="http://schemas.microsoft.com/office/drawing/2010/main" val="0"/>
+                        </a:ext>
+                      </a:extLst>
+                    </a:blip>
+                    <a:srcRect/>
+                    <a:stretch>
+                      <a:fillRect/>
+                    </a:stretch>
+                  </pic:blipFill>
+                  <pic:spPr bwMode="auto">
+                    <a:xfrm>
+                      <a:off x="0" y="0"/>
+                      <a:ext cx="5943600" cy="3319780"/>
+                    </a:xfrm>
+                    <a:prstGeom prst="rect">
+                      <a:avLst/>
+                    </a:prstGeom>
+                    <a:noFill/>
+                    <a:ln>
+                      <a:noFill/>
+                    </a:ln>
+                  </pic:spPr>
+                </pic:pic>
+              </a:graphicData>
+            </a:graphic>
+          </wp:inline>
+        </w:drawing>
+      </w:r>
     </w:p>
     <w:p>
       <w:pPr>
@@ -505,43 +896,307 @@
           <w:color w:val="000000"/>
           <w:sz w:val="26"/>
         </w:rPr>
-        <w:t>Tuần 9 đã khép lại với sự hài lòng cao về mặt trải nghiệm dành cho Người quản trị (Admin). Các lỗi cốt lõi đã được khắc phục hoàn toàn. Với quy trình Flash Sale được chuyên nghiệp hóa, nền tảng PandoraWeb đã hoàn thiện hơn rất nhiều ở khía cạnh công cụ Marketing và sẵn sàng hỗ trợ đẩy mạnh doanh số khi vận hành thực tế.</w:t>
-      </w:r>
-    </w:p>
-    <w:p>
-      <w:pPr>
-        <w:rPr>
-          <w:rFonts w:ascii="Times New Roman" w:hAnsi="Times New Roman" w:cs="Times New Roman"/>
-          <w:color w:val="000000"/>
-          <w:sz w:val="26"/>
-        </w:rPr>
-      </w:pPr>
-    </w:p>
-    <w:p>
-      <w:pPr>
-        <w:rPr>
-          <w:rFonts w:ascii="Times New Roman" w:hAnsi="Times New Roman" w:cs="Times New Roman"/>
-          <w:color w:val="000000"/>
-          <w:sz w:val="26"/>
-        </w:rPr>
-      </w:pPr>
-      <w:r>
-        <w:rPr>
-          <w:rFonts w:ascii="Times New Roman" w:hAnsi="Times New Roman" w:cs="Times New Roman"/>
-          <w:color w:val="000000"/>
-          <w:sz w:val="26"/>
-        </w:rPr>
-        <w:t>Link: https://docs.google.com/spreadsheets/d/1883ET-MajLVA1eyZFIwByjCHXHZjkqqK9pXgpOd2hDI/edit?usp=sharing</w:t>
-      </w:r>
-    </w:p>
-    <w:p>
-      <w:pPr>
-        <w:rPr>
-          <w:rFonts w:ascii="Times New Roman" w:hAnsi="Times New Roman" w:cs="Times New Roman"/>
-          <w:color w:val="000000"/>
-          <w:sz w:val="26"/>
-        </w:rPr>
-      </w:pPr>
+        <w:t xml:space="preserve">Tuần 9 đã khép lại với sự hài lòng cao về mặt trải nghiệm dành cho Người quản trị (Admin). Các lỗi cốt lõi đã được khắc phục hoàn toàn. Với quy trình Flash Sale được </w:t>
+      </w:r>
+      <w:r>
+        <w:rPr>
+          <w:rFonts w:ascii="Times New Roman" w:hAnsi="Times New Roman" w:cs="Times New Roman"/>
+          <w:color w:val="000000"/>
+          <w:sz w:val="26"/>
+        </w:rPr>
+        <w:lastRenderedPageBreak/>
+        <w:t>chuyên nghiệp hóa, nền tảng PandoraWeb đã hoàn thiện hơn rất nhiều ở khía cạnh công cụ Marketing và sẵn sàng hỗ trợ đẩy mạnh doanh số khi vận hành thực tế.</w:t>
+      </w:r>
+    </w:p>
+    <w:p>
+      <w:pPr>
+        <w:rPr>
+          <w:rFonts w:ascii="Times New Roman" w:hAnsi="Times New Roman" w:cs="Times New Roman"/>
+          <w:color w:val="000000"/>
+          <w:sz w:val="26"/>
+        </w:rPr>
+      </w:pPr>
+    </w:p>
+    <w:p>
+      <w:pPr>
+        <w:rPr>
+          <w:rFonts w:ascii="Times New Roman" w:hAnsi="Times New Roman" w:cs="Times New Roman"/>
+          <w:color w:val="000000"/>
+          <w:sz w:val="26"/>
+          <w:lang w:val="vi-VN"/>
+        </w:rPr>
+      </w:pPr>
+      <w:r>
+        <w:rPr>
+          <w:rFonts w:ascii="Times New Roman" w:hAnsi="Times New Roman" w:cs="Times New Roman"/>
+          <w:color w:val="000000"/>
+          <w:sz w:val="26"/>
+        </w:rPr>
+        <w:t>Sơ</w:t>
+      </w:r>
+      <w:r>
+        <w:rPr>
+          <w:rFonts w:ascii="Times New Roman" w:hAnsi="Times New Roman" w:cs="Times New Roman"/>
+          <w:color w:val="000000"/>
+          <w:sz w:val="26"/>
+          <w:lang w:val="vi-VN"/>
+        </w:rPr>
+        <w:t xml:space="preserve"> đồ luồng đăng kí đăng nhập:</w:t>
+      </w:r>
+    </w:p>
+    <w:p>
+      <w:pPr>
+        <w:rPr>
+          <w:rFonts w:ascii="Times New Roman" w:hAnsi="Times New Roman" w:cs="Times New Roman"/>
+          <w:color w:val="000000"/>
+          <w:sz w:val="26"/>
+          <w:lang w:val="vi-VN"/>
+        </w:rPr>
+      </w:pPr>
+      <w:r>
+        <w:rPr>
+          <w:noProof/>
+        </w:rPr>
+        <w:drawing>
+          <wp:inline distT="0" distB="0" distL="0" distR="0" wp14:anchorId="69B34B77" wp14:editId="5A1494D7">
+            <wp:extent cx="5943600" cy="6594475"/>
+            <wp:effectExtent l="0" t="0" r="0" b="0"/>
+            <wp:docPr id="840220402" name="Hình ảnh 4"/>
+            <wp:cNvGraphicFramePr>
+              <a:graphicFrameLocks xmlns:a="http://schemas.openxmlformats.org/drawingml/2006/main" noChangeAspect="1"/>
+            </wp:cNvGraphicFramePr>
+            <a:graphic xmlns:a="http://schemas.openxmlformats.org/drawingml/2006/main">
+              <a:graphicData uri="http://schemas.openxmlformats.org/drawingml/2006/picture">
+                <pic:pic xmlns:pic="http://schemas.openxmlformats.org/drawingml/2006/picture">
+                  <pic:nvPicPr>
+                    <pic:cNvPr id="0" name="Picture 10"/>
+                    <pic:cNvPicPr>
+                      <a:picLocks noChangeAspect="1" noChangeArrowheads="1"/>
+                    </pic:cNvPicPr>
+                  </pic:nvPicPr>
+                  <pic:blipFill>
+                    <a:blip r:embed="rId14">
+                      <a:extLst>
+                        <a:ext uri="{28A0092B-C50C-407E-A947-70E740481C1C}">
+                          <a14:useLocalDpi xmlns:a14="http://schemas.microsoft.com/office/drawing/2010/main" val="0"/>
+                        </a:ext>
+                      </a:extLst>
+                    </a:blip>
+                    <a:srcRect/>
+                    <a:stretch>
+                      <a:fillRect/>
+                    </a:stretch>
+                  </pic:blipFill>
+                  <pic:spPr bwMode="auto">
+                    <a:xfrm>
+                      <a:off x="0" y="0"/>
+                      <a:ext cx="5943600" cy="6594475"/>
+                    </a:xfrm>
+                    <a:prstGeom prst="rect">
+                      <a:avLst/>
+                    </a:prstGeom>
+                    <a:noFill/>
+                    <a:ln>
+                      <a:noFill/>
+                    </a:ln>
+                  </pic:spPr>
+                </pic:pic>
+              </a:graphicData>
+            </a:graphic>
+          </wp:inline>
+        </w:drawing>
+      </w:r>
+    </w:p>
+    <w:p>
+      <w:pPr>
+        <w:rPr>
+          <w:rFonts w:ascii="Times New Roman" w:hAnsi="Times New Roman" w:cs="Times New Roman"/>
+          <w:color w:val="000000"/>
+          <w:sz w:val="26"/>
+          <w:lang w:val="vi-VN"/>
+        </w:rPr>
+      </w:pPr>
+    </w:p>
+    <w:p>
+      <w:pPr>
+        <w:rPr>
+          <w:rFonts w:ascii="Times New Roman" w:hAnsi="Times New Roman" w:cs="Times New Roman"/>
+          <w:color w:val="000000"/>
+          <w:sz w:val="26"/>
+          <w:lang w:val="vi-VN"/>
+        </w:rPr>
+      </w:pPr>
+      <w:r>
+        <w:rPr>
+          <w:rFonts w:ascii="Times New Roman" w:hAnsi="Times New Roman" w:cs="Times New Roman"/>
+          <w:color w:val="000000"/>
+          <w:sz w:val="26"/>
+          <w:lang w:val="vi-VN"/>
+        </w:rPr>
+        <w:lastRenderedPageBreak/>
+        <w:t>Sơ đồ luồng mua hàng:</w:t>
+      </w:r>
+    </w:p>
+    <w:p>
+      <w:pPr>
+        <w:rPr>
+          <w:rFonts w:ascii="Times New Roman" w:hAnsi="Times New Roman" w:cs="Times New Roman"/>
+          <w:color w:val="000000"/>
+          <w:sz w:val="26"/>
+          <w:lang w:val="vi-VN"/>
+        </w:rPr>
+      </w:pPr>
+      <w:r>
+        <w:rPr>
+          <w:rFonts w:ascii="Times New Roman" w:hAnsi="Times New Roman" w:cs="Times New Roman"/>
+          <w:color w:val="000000"/>
+          <w:sz w:val="26"/>
+          <w:lang w:val="vi-VN"/>
+        </w:rPr>
+        <w:drawing>
+          <wp:inline distT="0" distB="0" distL="0" distR="0" wp14:anchorId="0E6E8BE5" wp14:editId="1620CBA8">
+            <wp:extent cx="5943600" cy="5324475"/>
+            <wp:effectExtent l="0" t="0" r="0" b="9525"/>
+            <wp:docPr id="200266054" name="Hình ảnh 1"/>
+            <wp:cNvGraphicFramePr>
+              <a:graphicFrameLocks xmlns:a="http://schemas.openxmlformats.org/drawingml/2006/main" noChangeAspect="1"/>
+            </wp:cNvGraphicFramePr>
+            <a:graphic xmlns:a="http://schemas.openxmlformats.org/drawingml/2006/main">
+              <a:graphicData uri="http://schemas.openxmlformats.org/drawingml/2006/picture">
+                <pic:pic xmlns:pic="http://schemas.openxmlformats.org/drawingml/2006/picture">
+                  <pic:nvPicPr>
+                    <pic:cNvPr id="200266054" name=""/>
+                    <pic:cNvPicPr/>
+                  </pic:nvPicPr>
+                  <pic:blipFill>
+                    <a:blip r:embed="rId15"/>
+                    <a:stretch>
+                      <a:fillRect/>
+                    </a:stretch>
+                  </pic:blipFill>
+                  <pic:spPr>
+                    <a:xfrm>
+                      <a:off x="0" y="0"/>
+                      <a:ext cx="5943600" cy="5324475"/>
+                    </a:xfrm>
+                    <a:prstGeom prst="rect">
+                      <a:avLst/>
+                    </a:prstGeom>
+                  </pic:spPr>
+                </pic:pic>
+              </a:graphicData>
+            </a:graphic>
+          </wp:inline>
+        </w:drawing>
+      </w:r>
+    </w:p>
+    <w:p>
+      <w:pPr>
+        <w:rPr>
+          <w:rFonts w:ascii="Times New Roman" w:hAnsi="Times New Roman" w:cs="Times New Roman"/>
+          <w:color w:val="000000"/>
+          <w:sz w:val="26"/>
+          <w:lang w:val="vi-VN"/>
+        </w:rPr>
+      </w:pPr>
+    </w:p>
+    <w:p>
+      <w:pPr>
+        <w:rPr>
+          <w:rFonts w:ascii="Times New Roman" w:hAnsi="Times New Roman" w:cs="Times New Roman"/>
+          <w:color w:val="000000"/>
+          <w:sz w:val="26"/>
+          <w:lang w:val="vi-VN"/>
+        </w:rPr>
+      </w:pPr>
+      <w:r>
+        <w:rPr>
+          <w:rFonts w:ascii="Times New Roman" w:hAnsi="Times New Roman" w:cs="Times New Roman"/>
+          <w:color w:val="000000"/>
+          <w:sz w:val="26"/>
+          <w:lang w:val="vi-VN"/>
+        </w:rPr>
+        <w:t>Sơ đồ luồng tìm kiếm và lọc sản phẩm:</w:t>
+      </w:r>
+    </w:p>
+    <w:p>
+      <w:pPr>
+        <w:rPr>
+          <w:rFonts w:ascii="Times New Roman" w:hAnsi="Times New Roman" w:cs="Times New Roman"/>
+          <w:color w:val="000000"/>
+          <w:sz w:val="26"/>
+          <w:lang w:val="vi-VN"/>
+        </w:rPr>
+      </w:pPr>
+      <w:r>
+        <w:rPr>
+          <w:rFonts w:ascii="Times New Roman" w:hAnsi="Times New Roman" w:cs="Times New Roman"/>
+          <w:color w:val="000000"/>
+          <w:sz w:val="26"/>
+          <w:lang w:val="vi-VN"/>
+        </w:rPr>
+        <w:lastRenderedPageBreak/>
+        <w:drawing>
+          <wp:inline distT="0" distB="0" distL="0" distR="0" wp14:anchorId="0969D233" wp14:editId="3BB1A0CE">
+            <wp:extent cx="4419600" cy="8229600"/>
+            <wp:effectExtent l="0" t="0" r="0" b="0"/>
+            <wp:docPr id="298562030" name="Hình ảnh 1"/>
+            <wp:cNvGraphicFramePr>
+              <a:graphicFrameLocks xmlns:a="http://schemas.openxmlformats.org/drawingml/2006/main" noChangeAspect="1"/>
+            </wp:cNvGraphicFramePr>
+            <a:graphic xmlns:a="http://schemas.openxmlformats.org/drawingml/2006/main">
+              <a:graphicData uri="http://schemas.openxmlformats.org/drawingml/2006/picture">
+                <pic:pic xmlns:pic="http://schemas.openxmlformats.org/drawingml/2006/picture">
+                  <pic:nvPicPr>
+                    <pic:cNvPr id="298562030" name=""/>
+                    <pic:cNvPicPr/>
+                  </pic:nvPicPr>
+                  <pic:blipFill>
+                    <a:blip r:embed="rId16"/>
+                    <a:stretch>
+                      <a:fillRect/>
+                    </a:stretch>
+                  </pic:blipFill>
+                  <pic:spPr>
+                    <a:xfrm>
+                      <a:off x="0" y="0"/>
+                      <a:ext cx="4419600" cy="8229600"/>
+                    </a:xfrm>
+                    <a:prstGeom prst="rect">
+                      <a:avLst/>
+                    </a:prstGeom>
+                  </pic:spPr>
+                </pic:pic>
+              </a:graphicData>
+            </a:graphic>
+          </wp:inline>
+        </w:drawing>
+      </w:r>
+    </w:p>
+    <w:p>
+      <w:pPr>
+        <w:pStyle w:val="oancuaDanhsach"/>
+        <w:numPr>
+          <w:ilvl w:val="0"/>
+          <w:numId w:val="4"/>
+        </w:numPr>
+        <w:rPr>
+          <w:rFonts w:ascii="Times New Roman" w:hAnsi="Times New Roman" w:cs="Times New Roman"/>
+          <w:color w:val="000000"/>
+          <w:sz w:val="26"/>
+          <w:lang w:val="vi-VN"/>
+        </w:rPr>
+      </w:pPr>
+      <w:r>
+        <w:rPr>
+          <w:rFonts w:ascii="Times New Roman" w:hAnsi="Times New Roman" w:cs="Times New Roman"/>
+          <w:color w:val="000000"/>
+          <w:sz w:val="26"/>
+          <w:lang w:val="vi-VN"/>
+        </w:rPr>
+        <w:lastRenderedPageBreak/>
+        <w:t>Hiện tại em vẫn còn đang nghiên cứu để hoàn thành use-case tổng quan dự án và sơ đồ luồng hoạt động của admin. Ngoài ra em vẫn còn đang tìm hiểu để xây dựng sơ đồ kiến trúc hệ thống.</w:t>
+      </w:r>
     </w:p>
     <w:sectPr>
       <w:pgSz w:w="12240" w:h="15840"/>
@@ -551,6 +1206,547 @@
     </w:sectPr>
   </w:body>
 </w:document>
+</file>
+
+<file path=word/numbering.xml><?xml version="1.0" encoding="utf-8"?>
+<w:numbering xmlns:wpc="http://schemas.microsoft.com/office/word/2010/wordprocessingCanvas" xmlns:cx="http://schemas.microsoft.com/office/drawing/2014/chartex" xmlns:cx1="http://schemas.microsoft.com/office/drawing/2015/9/8/chartex" xmlns:cx2="http://schemas.microsoft.com/office/drawing/2015/10/21/chartex" xmlns:cx3="http://schemas.microsoft.com/office/drawing/2016/5/9/chartex" xmlns:cx4="http://schemas.microsoft.com/office/drawing/2016/5/10/chartex" xmlns:cx5="http://schemas.microsoft.com/office/drawing/2016/5/11/chartex" xmlns:cx6="http://schemas.microsoft.com/office/drawing/2016/5/12/chartex" xmlns:cx7="http://schemas.microsoft.com/office/drawing/2016/5/13/chartex" xmlns:cx8="http://schemas.microsoft.com/office/drawing/2016/5/14/chartex" xmlns:mc="http://schemas.openxmlformats.org/markup-compatibility/2006" xmlns:aink="http://schemas.microsoft.com/office/drawing/2016/ink" xmlns:am3d="http://schemas.microsoft.com/office/drawing/2017/model3d" xmlns:o="urn:schemas-microsoft-com:office:office" xmlns:oel="http://schemas.microsoft.com/office/2019/extlst" xmlns:r="http://schemas.openxmlformats.org/officeDocument/2006/relationships" xmlns:m="http://schemas.openxmlformats.org/officeDocument/2006/math" xmlns:v="urn:schemas-microsoft-com:vml" xmlns:wp14="http://schemas.microsoft.com/office/word/2010/wordprocessingDrawing" xmlns:wp="http://schemas.openxmlformats.org/drawingml/2006/wordprocessingDrawing" xmlns:w10="urn:schemas-microsoft-com:office:word" xmlns:w="http://schemas.openxmlformats.org/wordprocessingml/2006/main" xmlns:w14="http://schemas.microsoft.com/office/word/2010/wordml" xmlns:w15="http://schemas.microsoft.com/office/word/2012/wordml" xmlns:w16cex="http://schemas.microsoft.com/office/word/2018/wordml/cex" xmlns:w16cid="http://schemas.microsoft.com/office/word/2016/wordml/cid" xmlns:w16="http://schemas.microsoft.com/office/word/2018/wordml" xmlns:w16du="http://schemas.microsoft.com/office/word/2023/wordml/word16du" xmlns:w16sdtdh="http://schemas.microsoft.com/office/word/2020/wordml/sdtdatahash" xmlns:w16sdtfl="http://schemas.microsoft.com/office/word/2024/wordml/sdtformatlock" xmlns:w16se="http://schemas.microsoft.com/office/word/2015/wordml/symex" xmlns:wpg="http://schemas.microsoft.com/office/word/2010/wordprocessingGroup" xmlns:wpi="http://schemas.microsoft.com/office/word/2010/wordprocessingInk" xmlns:wne="http://schemas.microsoft.com/office/word/2006/wordml" xmlns:wps="http://schemas.microsoft.com/office/word/2010/wordprocessingShape" mc:Ignorable="w14 w15 w16se w16cid w16 w16cex w16sdtdh w16sdtfl w16du wp14">
+  <w:abstractNum w:abstractNumId="0" w15:restartNumberingAfterBreak="0">
+    <w:nsid w:val="02FB7D7F"/>
+    <w:multiLevelType w:val="hybridMultilevel"/>
+    <w:tmpl w:val="57466A88"/>
+    <w:lvl w:ilvl="0" w:tplc="3480A3B8">
+      <w:start w:val="1"/>
+      <w:numFmt w:val="bullet"/>
+      <w:lvlText w:val="-"/>
+      <w:lvlJc w:val="left"/>
+      <w:pPr>
+        <w:ind w:left="720" w:hanging="360"/>
+      </w:pPr>
+      <w:rPr>
+        <w:rFonts w:ascii="Times New Roman" w:eastAsiaTheme="minorHAnsi" w:hAnsi="Times New Roman" w:cs="Times New Roman" w:hint="default"/>
+      </w:rPr>
+    </w:lvl>
+    <w:lvl w:ilvl="1" w:tplc="04090003" w:tentative="1">
+      <w:start w:val="1"/>
+      <w:numFmt w:val="bullet"/>
+      <w:lvlText w:val="o"/>
+      <w:lvlJc w:val="left"/>
+      <w:pPr>
+        <w:ind w:left="1440" w:hanging="360"/>
+      </w:pPr>
+      <w:rPr>
+        <w:rFonts w:ascii="Courier New" w:hAnsi="Courier New" w:cs="Courier New" w:hint="default"/>
+      </w:rPr>
+    </w:lvl>
+    <w:lvl w:ilvl="2" w:tplc="04090005" w:tentative="1">
+      <w:start w:val="1"/>
+      <w:numFmt w:val="bullet"/>
+      <w:lvlText w:val=""/>
+      <w:lvlJc w:val="left"/>
+      <w:pPr>
+        <w:ind w:left="2160" w:hanging="360"/>
+      </w:pPr>
+      <w:rPr>
+        <w:rFonts w:ascii="Wingdings" w:hAnsi="Wingdings" w:hint="default"/>
+      </w:rPr>
+    </w:lvl>
+    <w:lvl w:ilvl="3" w:tplc="04090001" w:tentative="1">
+      <w:start w:val="1"/>
+      <w:numFmt w:val="bullet"/>
+      <w:lvlText w:val=""/>
+      <w:lvlJc w:val="left"/>
+      <w:pPr>
+        <w:ind w:left="2880" w:hanging="360"/>
+      </w:pPr>
+      <w:rPr>
+        <w:rFonts w:ascii="Symbol" w:hAnsi="Symbol" w:hint="default"/>
+      </w:rPr>
+    </w:lvl>
+    <w:lvl w:ilvl="4" w:tplc="04090003" w:tentative="1">
+      <w:start w:val="1"/>
+      <w:numFmt w:val="bullet"/>
+      <w:lvlText w:val="o"/>
+      <w:lvlJc w:val="left"/>
+      <w:pPr>
+        <w:ind w:left="3600" w:hanging="360"/>
+      </w:pPr>
+      <w:rPr>
+        <w:rFonts w:ascii="Courier New" w:hAnsi="Courier New" w:cs="Courier New" w:hint="default"/>
+      </w:rPr>
+    </w:lvl>
+    <w:lvl w:ilvl="5" w:tplc="04090005" w:tentative="1">
+      <w:start w:val="1"/>
+      <w:numFmt w:val="bullet"/>
+      <w:lvlText w:val=""/>
+      <w:lvlJc w:val="left"/>
+      <w:pPr>
+        <w:ind w:left="4320" w:hanging="360"/>
+      </w:pPr>
+      <w:rPr>
+        <w:rFonts w:ascii="Wingdings" w:hAnsi="Wingdings" w:hint="default"/>
+      </w:rPr>
+    </w:lvl>
+    <w:lvl w:ilvl="6" w:tplc="04090001" w:tentative="1">
+      <w:start w:val="1"/>
+      <w:numFmt w:val="bullet"/>
+      <w:lvlText w:val=""/>
+      <w:lvlJc w:val="left"/>
+      <w:pPr>
+        <w:ind w:left="5040" w:hanging="360"/>
+      </w:pPr>
+      <w:rPr>
+        <w:rFonts w:ascii="Symbol" w:hAnsi="Symbol" w:hint="default"/>
+      </w:rPr>
+    </w:lvl>
+    <w:lvl w:ilvl="7" w:tplc="04090003" w:tentative="1">
+      <w:start w:val="1"/>
+      <w:numFmt w:val="bullet"/>
+      <w:lvlText w:val="o"/>
+      <w:lvlJc w:val="left"/>
+      <w:pPr>
+        <w:ind w:left="5760" w:hanging="360"/>
+      </w:pPr>
+      <w:rPr>
+        <w:rFonts w:ascii="Courier New" w:hAnsi="Courier New" w:cs="Courier New" w:hint="default"/>
+      </w:rPr>
+    </w:lvl>
+    <w:lvl w:ilvl="8" w:tplc="04090005" w:tentative="1">
+      <w:start w:val="1"/>
+      <w:numFmt w:val="bullet"/>
+      <w:lvlText w:val=""/>
+      <w:lvlJc w:val="left"/>
+      <w:pPr>
+        <w:ind w:left="6480" w:hanging="360"/>
+      </w:pPr>
+      <w:rPr>
+        <w:rFonts w:ascii="Wingdings" w:hAnsi="Wingdings" w:hint="default"/>
+      </w:rPr>
+    </w:lvl>
+  </w:abstractNum>
+  <w:abstractNum w:abstractNumId="1" w15:restartNumberingAfterBreak="0">
+    <w:nsid w:val="29817FC3"/>
+    <w:multiLevelType w:val="hybridMultilevel"/>
+    <w:tmpl w:val="9CF02144"/>
+    <w:lvl w:ilvl="0" w:tplc="60F05446">
+      <w:start w:val="1"/>
+      <w:numFmt w:val="bullet"/>
+      <w:lvlText w:val="-"/>
+      <w:lvlJc w:val="left"/>
+      <w:pPr>
+        <w:ind w:left="720" w:hanging="360"/>
+      </w:pPr>
+      <w:rPr>
+        <w:rFonts w:ascii="Times New Roman" w:eastAsiaTheme="minorHAnsi" w:hAnsi="Times New Roman" w:cs="Times New Roman" w:hint="default"/>
+      </w:rPr>
+    </w:lvl>
+    <w:lvl w:ilvl="1" w:tplc="04090003" w:tentative="1">
+      <w:start w:val="1"/>
+      <w:numFmt w:val="bullet"/>
+      <w:lvlText w:val="o"/>
+      <w:lvlJc w:val="left"/>
+      <w:pPr>
+        <w:ind w:left="1440" w:hanging="360"/>
+      </w:pPr>
+      <w:rPr>
+        <w:rFonts w:ascii="Courier New" w:hAnsi="Courier New" w:cs="Courier New" w:hint="default"/>
+      </w:rPr>
+    </w:lvl>
+    <w:lvl w:ilvl="2" w:tplc="04090005" w:tentative="1">
+      <w:start w:val="1"/>
+      <w:numFmt w:val="bullet"/>
+      <w:lvlText w:val=""/>
+      <w:lvlJc w:val="left"/>
+      <w:pPr>
+        <w:ind w:left="2160" w:hanging="360"/>
+      </w:pPr>
+      <w:rPr>
+        <w:rFonts w:ascii="Wingdings" w:hAnsi="Wingdings" w:hint="default"/>
+      </w:rPr>
+    </w:lvl>
+    <w:lvl w:ilvl="3" w:tplc="04090001" w:tentative="1">
+      <w:start w:val="1"/>
+      <w:numFmt w:val="bullet"/>
+      <w:lvlText w:val=""/>
+      <w:lvlJc w:val="left"/>
+      <w:pPr>
+        <w:ind w:left="2880" w:hanging="360"/>
+      </w:pPr>
+      <w:rPr>
+        <w:rFonts w:ascii="Symbol" w:hAnsi="Symbol" w:hint="default"/>
+      </w:rPr>
+    </w:lvl>
+    <w:lvl w:ilvl="4" w:tplc="04090003" w:tentative="1">
+      <w:start w:val="1"/>
+      <w:numFmt w:val="bullet"/>
+      <w:lvlText w:val="o"/>
+      <w:lvlJc w:val="left"/>
+      <w:pPr>
+        <w:ind w:left="3600" w:hanging="360"/>
+      </w:pPr>
+      <w:rPr>
+        <w:rFonts w:ascii="Courier New" w:hAnsi="Courier New" w:cs="Courier New" w:hint="default"/>
+      </w:rPr>
+    </w:lvl>
+    <w:lvl w:ilvl="5" w:tplc="04090005" w:tentative="1">
+      <w:start w:val="1"/>
+      <w:numFmt w:val="bullet"/>
+      <w:lvlText w:val=""/>
+      <w:lvlJc w:val="left"/>
+      <w:pPr>
+        <w:ind w:left="4320" w:hanging="360"/>
+      </w:pPr>
+      <w:rPr>
+        <w:rFonts w:ascii="Wingdings" w:hAnsi="Wingdings" w:hint="default"/>
+      </w:rPr>
+    </w:lvl>
+    <w:lvl w:ilvl="6" w:tplc="04090001" w:tentative="1">
+      <w:start w:val="1"/>
+      <w:numFmt w:val="bullet"/>
+      <w:lvlText w:val=""/>
+      <w:lvlJc w:val="left"/>
+      <w:pPr>
+        <w:ind w:left="5040" w:hanging="360"/>
+      </w:pPr>
+      <w:rPr>
+        <w:rFonts w:ascii="Symbol" w:hAnsi="Symbol" w:hint="default"/>
+      </w:rPr>
+    </w:lvl>
+    <w:lvl w:ilvl="7" w:tplc="04090003" w:tentative="1">
+      <w:start w:val="1"/>
+      <w:numFmt w:val="bullet"/>
+      <w:lvlText w:val="o"/>
+      <w:lvlJc w:val="left"/>
+      <w:pPr>
+        <w:ind w:left="5760" w:hanging="360"/>
+      </w:pPr>
+      <w:rPr>
+        <w:rFonts w:ascii="Courier New" w:hAnsi="Courier New" w:cs="Courier New" w:hint="default"/>
+      </w:rPr>
+    </w:lvl>
+    <w:lvl w:ilvl="8" w:tplc="04090005" w:tentative="1">
+      <w:start w:val="1"/>
+      <w:numFmt w:val="bullet"/>
+      <w:lvlText w:val=""/>
+      <w:lvlJc w:val="left"/>
+      <w:pPr>
+        <w:ind w:left="6480" w:hanging="360"/>
+      </w:pPr>
+      <w:rPr>
+        <w:rFonts w:ascii="Wingdings" w:hAnsi="Wingdings" w:hint="default"/>
+      </w:rPr>
+    </w:lvl>
+  </w:abstractNum>
+  <w:abstractNum w:abstractNumId="2" w15:restartNumberingAfterBreak="0">
+    <w:nsid w:val="4CE361CE"/>
+    <w:multiLevelType w:val="multilevel"/>
+    <w:tmpl w:val="D23CFC3A"/>
+    <w:lvl w:ilvl="0">
+      <w:start w:val="1"/>
+      <w:numFmt w:val="bullet"/>
+      <w:lvlText w:val=""/>
+      <w:lvlJc w:val="left"/>
+      <w:pPr>
+        <w:tabs>
+          <w:tab w:val="num" w:pos="720"/>
+        </w:tabs>
+        <w:ind w:left="720" w:hanging="360"/>
+      </w:pPr>
+      <w:rPr>
+        <w:rFonts w:ascii="Symbol" w:hAnsi="Symbol" w:hint="default"/>
+        <w:sz w:val="20"/>
+      </w:rPr>
+    </w:lvl>
+    <w:lvl w:ilvl="1" w:tentative="1">
+      <w:start w:val="1"/>
+      <w:numFmt w:val="bullet"/>
+      <w:lvlText w:val=""/>
+      <w:lvlJc w:val="left"/>
+      <w:pPr>
+        <w:tabs>
+          <w:tab w:val="num" w:pos="1440"/>
+        </w:tabs>
+        <w:ind w:left="1440" w:hanging="360"/>
+      </w:pPr>
+      <w:rPr>
+        <w:rFonts w:ascii="Symbol" w:hAnsi="Symbol" w:hint="default"/>
+        <w:sz w:val="20"/>
+      </w:rPr>
+    </w:lvl>
+    <w:lvl w:ilvl="2" w:tentative="1">
+      <w:start w:val="1"/>
+      <w:numFmt w:val="bullet"/>
+      <w:lvlText w:val=""/>
+      <w:lvlJc w:val="left"/>
+      <w:pPr>
+        <w:tabs>
+          <w:tab w:val="num" w:pos="2160"/>
+        </w:tabs>
+        <w:ind w:left="2160" w:hanging="360"/>
+      </w:pPr>
+      <w:rPr>
+        <w:rFonts w:ascii="Symbol" w:hAnsi="Symbol" w:hint="default"/>
+        <w:sz w:val="20"/>
+      </w:rPr>
+    </w:lvl>
+    <w:lvl w:ilvl="3" w:tentative="1">
+      <w:start w:val="1"/>
+      <w:numFmt w:val="bullet"/>
+      <w:lvlText w:val=""/>
+      <w:lvlJc w:val="left"/>
+      <w:pPr>
+        <w:tabs>
+          <w:tab w:val="num" w:pos="2880"/>
+        </w:tabs>
+        <w:ind w:left="2880" w:hanging="360"/>
+      </w:pPr>
+      <w:rPr>
+        <w:rFonts w:ascii="Symbol" w:hAnsi="Symbol" w:hint="default"/>
+        <w:sz w:val="20"/>
+      </w:rPr>
+    </w:lvl>
+    <w:lvl w:ilvl="4" w:tentative="1">
+      <w:start w:val="1"/>
+      <w:numFmt w:val="bullet"/>
+      <w:lvlText w:val=""/>
+      <w:lvlJc w:val="left"/>
+      <w:pPr>
+        <w:tabs>
+          <w:tab w:val="num" w:pos="3600"/>
+        </w:tabs>
+        <w:ind w:left="3600" w:hanging="360"/>
+      </w:pPr>
+      <w:rPr>
+        <w:rFonts w:ascii="Symbol" w:hAnsi="Symbol" w:hint="default"/>
+        <w:sz w:val="20"/>
+      </w:rPr>
+    </w:lvl>
+    <w:lvl w:ilvl="5" w:tentative="1">
+      <w:start w:val="1"/>
+      <w:numFmt w:val="bullet"/>
+      <w:lvlText w:val=""/>
+      <w:lvlJc w:val="left"/>
+      <w:pPr>
+        <w:tabs>
+          <w:tab w:val="num" w:pos="4320"/>
+        </w:tabs>
+        <w:ind w:left="4320" w:hanging="360"/>
+      </w:pPr>
+      <w:rPr>
+        <w:rFonts w:ascii="Symbol" w:hAnsi="Symbol" w:hint="default"/>
+        <w:sz w:val="20"/>
+      </w:rPr>
+    </w:lvl>
+    <w:lvl w:ilvl="6" w:tentative="1">
+      <w:start w:val="1"/>
+      <w:numFmt w:val="bullet"/>
+      <w:lvlText w:val=""/>
+      <w:lvlJc w:val="left"/>
+      <w:pPr>
+        <w:tabs>
+          <w:tab w:val="num" w:pos="5040"/>
+        </w:tabs>
+        <w:ind w:left="5040" w:hanging="360"/>
+      </w:pPr>
+      <w:rPr>
+        <w:rFonts w:ascii="Symbol" w:hAnsi="Symbol" w:hint="default"/>
+        <w:sz w:val="20"/>
+      </w:rPr>
+    </w:lvl>
+    <w:lvl w:ilvl="7" w:tentative="1">
+      <w:start w:val="1"/>
+      <w:numFmt w:val="bullet"/>
+      <w:lvlText w:val=""/>
+      <w:lvlJc w:val="left"/>
+      <w:pPr>
+        <w:tabs>
+          <w:tab w:val="num" w:pos="5760"/>
+        </w:tabs>
+        <w:ind w:left="5760" w:hanging="360"/>
+      </w:pPr>
+      <w:rPr>
+        <w:rFonts w:ascii="Symbol" w:hAnsi="Symbol" w:hint="default"/>
+        <w:sz w:val="20"/>
+      </w:rPr>
+    </w:lvl>
+    <w:lvl w:ilvl="8" w:tentative="1">
+      <w:start w:val="1"/>
+      <w:numFmt w:val="bullet"/>
+      <w:lvlText w:val=""/>
+      <w:lvlJc w:val="left"/>
+      <w:pPr>
+        <w:tabs>
+          <w:tab w:val="num" w:pos="6480"/>
+        </w:tabs>
+        <w:ind w:left="6480" w:hanging="360"/>
+      </w:pPr>
+      <w:rPr>
+        <w:rFonts w:ascii="Symbol" w:hAnsi="Symbol" w:hint="default"/>
+        <w:sz w:val="20"/>
+      </w:rPr>
+    </w:lvl>
+  </w:abstractNum>
+  <w:abstractNum w:abstractNumId="3" w15:restartNumberingAfterBreak="0">
+    <w:nsid w:val="592B1B01"/>
+    <w:multiLevelType w:val="multilevel"/>
+    <w:tmpl w:val="780E14A2"/>
+    <w:lvl w:ilvl="0">
+      <w:start w:val="1"/>
+      <w:numFmt w:val="bullet"/>
+      <w:lvlText w:val=""/>
+      <w:lvlJc w:val="left"/>
+      <w:pPr>
+        <w:tabs>
+          <w:tab w:val="num" w:pos="720"/>
+        </w:tabs>
+        <w:ind w:left="720" w:hanging="360"/>
+      </w:pPr>
+      <w:rPr>
+        <w:rFonts w:ascii="Symbol" w:hAnsi="Symbol" w:hint="default"/>
+        <w:sz w:val="20"/>
+      </w:rPr>
+    </w:lvl>
+    <w:lvl w:ilvl="1" w:tentative="1">
+      <w:start w:val="1"/>
+      <w:numFmt w:val="bullet"/>
+      <w:lvlText w:val=""/>
+      <w:lvlJc w:val="left"/>
+      <w:pPr>
+        <w:tabs>
+          <w:tab w:val="num" w:pos="1440"/>
+        </w:tabs>
+        <w:ind w:left="1440" w:hanging="360"/>
+      </w:pPr>
+      <w:rPr>
+        <w:rFonts w:ascii="Symbol" w:hAnsi="Symbol" w:hint="default"/>
+        <w:sz w:val="20"/>
+      </w:rPr>
+    </w:lvl>
+    <w:lvl w:ilvl="2" w:tentative="1">
+      <w:start w:val="1"/>
+      <w:numFmt w:val="bullet"/>
+      <w:lvlText w:val=""/>
+      <w:lvlJc w:val="left"/>
+      <w:pPr>
+        <w:tabs>
+          <w:tab w:val="num" w:pos="2160"/>
+        </w:tabs>
+        <w:ind w:left="2160" w:hanging="360"/>
+      </w:pPr>
+      <w:rPr>
+        <w:rFonts w:ascii="Symbol" w:hAnsi="Symbol" w:hint="default"/>
+        <w:sz w:val="20"/>
+      </w:rPr>
+    </w:lvl>
+    <w:lvl w:ilvl="3" w:tentative="1">
+      <w:start w:val="1"/>
+      <w:numFmt w:val="bullet"/>
+      <w:lvlText w:val=""/>
+      <w:lvlJc w:val="left"/>
+      <w:pPr>
+        <w:tabs>
+          <w:tab w:val="num" w:pos="2880"/>
+        </w:tabs>
+        <w:ind w:left="2880" w:hanging="360"/>
+      </w:pPr>
+      <w:rPr>
+        <w:rFonts w:ascii="Symbol" w:hAnsi="Symbol" w:hint="default"/>
+        <w:sz w:val="20"/>
+      </w:rPr>
+    </w:lvl>
+    <w:lvl w:ilvl="4" w:tentative="1">
+      <w:start w:val="1"/>
+      <w:numFmt w:val="bullet"/>
+      <w:lvlText w:val=""/>
+      <w:lvlJc w:val="left"/>
+      <w:pPr>
+        <w:tabs>
+          <w:tab w:val="num" w:pos="3600"/>
+        </w:tabs>
+        <w:ind w:left="3600" w:hanging="360"/>
+      </w:pPr>
+      <w:rPr>
+        <w:rFonts w:ascii="Symbol" w:hAnsi="Symbol" w:hint="default"/>
+        <w:sz w:val="20"/>
+      </w:rPr>
+    </w:lvl>
+    <w:lvl w:ilvl="5" w:tentative="1">
+      <w:start w:val="1"/>
+      <w:numFmt w:val="bullet"/>
+      <w:lvlText w:val=""/>
+      <w:lvlJc w:val="left"/>
+      <w:pPr>
+        <w:tabs>
+          <w:tab w:val="num" w:pos="4320"/>
+        </w:tabs>
+        <w:ind w:left="4320" w:hanging="360"/>
+      </w:pPr>
+      <w:rPr>
+        <w:rFonts w:ascii="Symbol" w:hAnsi="Symbol" w:hint="default"/>
+        <w:sz w:val="20"/>
+      </w:rPr>
+    </w:lvl>
+    <w:lvl w:ilvl="6" w:tentative="1">
+      <w:start w:val="1"/>
+      <w:numFmt w:val="bullet"/>
+      <w:lvlText w:val=""/>
+      <w:lvlJc w:val="left"/>
+      <w:pPr>
+        <w:tabs>
+          <w:tab w:val="num" w:pos="5040"/>
+        </w:tabs>
+        <w:ind w:left="5040" w:hanging="360"/>
+      </w:pPr>
+      <w:rPr>
+        <w:rFonts w:ascii="Symbol" w:hAnsi="Symbol" w:hint="default"/>
+        <w:sz w:val="20"/>
+      </w:rPr>
+    </w:lvl>
+    <w:lvl w:ilvl="7" w:tentative="1">
+      <w:start w:val="1"/>
+      <w:numFmt w:val="bullet"/>
+      <w:lvlText w:val=""/>
+      <w:lvlJc w:val="left"/>
+      <w:pPr>
+        <w:tabs>
+          <w:tab w:val="num" w:pos="5760"/>
+        </w:tabs>
+        <w:ind w:left="5760" w:hanging="360"/>
+      </w:pPr>
+      <w:rPr>
+        <w:rFonts w:ascii="Symbol" w:hAnsi="Symbol" w:hint="default"/>
+        <w:sz w:val="20"/>
+      </w:rPr>
+    </w:lvl>
+    <w:lvl w:ilvl="8" w:tentative="1">
+      <w:start w:val="1"/>
+      <w:numFmt w:val="bullet"/>
+      <w:lvlText w:val=""/>
+      <w:lvlJc w:val="left"/>
+      <w:pPr>
+        <w:tabs>
+          <w:tab w:val="num" w:pos="6480"/>
+        </w:tabs>
+        <w:ind w:left="6480" w:hanging="360"/>
+      </w:pPr>
+      <w:rPr>
+        <w:rFonts w:ascii="Symbol" w:hAnsi="Symbol" w:hint="default"/>
+        <w:sz w:val="20"/>
+      </w:rPr>
+    </w:lvl>
+  </w:abstractNum>
+  <w:num w:numId="1" w16cid:durableId="1845626031">
+    <w:abstractNumId w:val="3"/>
+  </w:num>
+  <w:num w:numId="2" w16cid:durableId="1816989815">
+    <w:abstractNumId w:val="2"/>
+  </w:num>
+  <w:num w:numId="3" w16cid:durableId="1291060424">
+    <w:abstractNumId w:val="0"/>
+  </w:num>
+  <w:num w:numId="4" w16cid:durableId="1148520959">
+    <w:abstractNumId w:val="1"/>
+  </w:num>
+</w:numbering>
 </file>
 
 <file path=word/styles.xml><?xml version="1.0" encoding="utf-8"?>
@@ -1156,7 +2352,6 @@
   <w:style w:type="character" w:default="1" w:styleId="Phngmcinhcuaoanvn">
     <w:name w:val="Default Paragraph Font"/>
     <w:uiPriority w:val="1"/>
-    <w:semiHidden/>
     <w:unhideWhenUsed/>
   </w:style>
   <w:style w:type="table" w:default="1" w:styleId="BangThngthng">
